--- a/SQL注入漏洞修复报告.docx
+++ b/SQL注入漏洞修复报告.docx
@@ -6,24 +6,26 @@
     <w:p/>
     <w:p/>
     <w:p/>
+    <w:p/>
     <w:p>
       <w:pPr>
-        <w:spacing w:after="80" w:line="360" w:lineRule="exact"/>
+        <w:spacing w:after="80" w:line="400" w:lineRule="exact"/>
         <w:jc w:val="center"/>
       </w:pPr>
       <w:r>
         <w:rPr>
           <w:rFonts w:ascii="Times New Roman" w:hAnsi="Times New Roman" w:eastAsia="宋体"/>
           <w:b/>
-          <w:color w:val="333333"/>
-          <w:sz w:val="44"/>
+          <w:color w:val="1A1A2E"/>
+          <w:sz w:val="52"/>
         </w:rPr>
         <w:t>SQL 注入漏洞修复报告</w:t>
       </w:r>
     </w:p>
     <w:p>
       <w:pPr>
-        <w:spacing w:after="80" w:line="360" w:lineRule="exact"/>
+        <w:spacing w:after="80" w:line="400" w:lineRule="exact"/>
+        <w:ind/>
         <w:jc w:val="center"/>
       </w:pPr>
       <w:r>
@@ -31,7 +33,7 @@
           <w:rFonts w:ascii="Times New Roman" w:hAnsi="Times New Roman" w:eastAsia="宋体"/>
           <w:b w:val="0"/>
           <w:color w:val="888888"/>
-          <w:sz w:val="24"/>
+          <w:sz w:val="26"/>
         </w:rPr>
         <w:t>Vulnerability Remediation Report</w:t>
       </w:r>
@@ -39,22 +41,23 @@
     <w:p/>
     <w:p>
       <w:pPr>
+        <w:spacing w:before="80" w:after="80"/>
         <w:jc w:val="center"/>
       </w:pPr>
       <w:r>
         <w:rPr>
           <w:rFonts w:ascii="Times New Roman" w:hAnsi="Times New Roman" w:eastAsia="宋体"/>
           <w:b w:val="0"/>
-          <w:color w:val="AAAAAA"/>
+          <w:color w:val="CCCCCC"/>
           <w:sz w:val="12"/>
         </w:rPr>
-        <w:t>========================================</w:t>
+        <w:t>━━━━━━━━━━━━━━━━━━━━━━━━━━━━━━━━━━━━━━━━━━━━━━━━━━</w:t>
       </w:r>
     </w:p>
-    <w:p/>
     <w:p>
       <w:pPr>
-        <w:spacing w:after="80" w:line="360" w:lineRule="exact"/>
+        <w:spacing w:after="40" w:line="400" w:lineRule="exact"/>
+        <w:ind/>
         <w:jc w:val="center"/>
       </w:pPr>
       <w:r>
@@ -62,14 +65,15 @@
           <w:rFonts w:ascii="Times New Roman" w:hAnsi="Times New Roman" w:eastAsia="宋体"/>
           <w:b w:val="0"/>
           <w:color w:val="333333"/>
-          <w:sz w:val="22"/>
+          <w:sz w:val="24"/>
         </w:rPr>
         <w:t>项目名称：用户信息管理平台</w:t>
       </w:r>
     </w:p>
     <w:p>
       <w:pPr>
-        <w:spacing w:after="80" w:line="360" w:lineRule="exact"/>
+        <w:spacing w:after="40" w:line="400" w:lineRule="exact"/>
+        <w:ind/>
         <w:jc w:val="center"/>
       </w:pPr>
       <w:r>
@@ -77,11 +81,28 @@
           <w:rFonts w:ascii="Times New Roman" w:hAnsi="Times New Roman" w:eastAsia="宋体"/>
           <w:b w:val="0"/>
           <w:color w:val="333333"/>
-          <w:sz w:val="22"/>
+          <w:sz w:val="24"/>
+        </w:rPr>
+        <w:t>项目版本：v2.1（SQL注入修复版）</w:t>
+      </w:r>
+    </w:p>
+    <w:p>
+      <w:pPr>
+        <w:spacing w:after="40" w:line="400" w:lineRule="exact"/>
+        <w:ind/>
+        <w:jc w:val="center"/>
+      </w:pPr>
+      <w:r>
+        <w:rPr>
+          <w:rFonts w:ascii="Times New Roman" w:hAnsi="Times New Roman" w:eastAsia="宋体"/>
+          <w:b w:val="0"/>
+          <w:color w:val="333333"/>
+          <w:sz w:val="24"/>
         </w:rPr>
         <w:t>报告日期：2025年7月8日</w:t>
       </w:r>
     </w:p>
+    <w:p/>
     <w:p/>
     <w:tbl>
       <w:tblPr>
@@ -90,13 +111,13 @@
         <w:tblLook w:firstColumn="1" w:firstRow="1" w:lastColumn="0" w:lastRow="0" w:noHBand="0" w:noVBand="1" w:val="04A0"/>
       </w:tblPr>
       <w:tblGrid>
-        <w:gridCol w:w="4703"/>
-        <w:gridCol w:w="4703"/>
+        <w:gridCol w:w="4317"/>
+        <w:gridCol w:w="4317"/>
       </w:tblGrid>
       <w:tr>
         <w:tc>
           <w:tcPr>
-            <w:tcW w:type="dxa" w:w="4703"/>
+            <w:tcW w:type="dxa" w:w="4317"/>
           </w:tcPr>
           <w:p>
             <w:pPr>
@@ -115,7 +136,7 @@
         </w:tc>
         <w:tc>
           <w:tcPr>
-            <w:tcW w:type="dxa" w:w="4703"/>
+            <w:tcW w:type="dxa" w:w="4317"/>
           </w:tcPr>
           <w:p>
             <w:pPr>
@@ -136,7 +157,7 @@
       <w:tr>
         <w:tc>
           <w:tcPr>
-            <w:tcW w:type="dxa" w:w="4703"/>
+            <w:tcW w:type="dxa" w:w="4317"/>
           </w:tcPr>
           <w:p>
             <w:pPr>
@@ -155,7 +176,7 @@
         </w:tc>
         <w:tc>
           <w:tcPr>
-            <w:tcW w:type="dxa" w:w="4703"/>
+            <w:tcW w:type="dxa" w:w="4317"/>
           </w:tcPr>
           <w:p>
             <w:pPr>
@@ -168,7 +189,7 @@
                 <w:color w:val="333333"/>
                 <w:sz w:val="22"/>
               </w:rPr>
-              <w:t>--</w:t>
+              <w:t>—</w:t>
             </w:r>
           </w:p>
         </w:tc>
@@ -176,7 +197,7 @@
       <w:tr>
         <w:tc>
           <w:tcPr>
-            <w:tcW w:type="dxa" w:w="4703"/>
+            <w:tcW w:type="dxa" w:w="4317"/>
           </w:tcPr>
           <w:p>
             <w:pPr>
@@ -195,7 +216,7 @@
         </w:tc>
         <w:tc>
           <w:tcPr>
-            <w:tcW w:type="dxa" w:w="4703"/>
+            <w:tcW w:type="dxa" w:w="4317"/>
           </w:tcPr>
           <w:p>
             <w:pPr>
@@ -208,7 +229,7 @@
                 <w:color w:val="333333"/>
                 <w:sz w:val="22"/>
               </w:rPr>
-              <w:t>v2.1</w:t>
+              <w:t>v1.0</w:t>
             </w:r>
           </w:p>
         </w:tc>
@@ -216,7 +237,7 @@
       <w:tr>
         <w:tc>
           <w:tcPr>
-            <w:tcW w:type="dxa" w:w="4703"/>
+            <w:tcW w:type="dxa" w:w="4317"/>
           </w:tcPr>
           <w:p>
             <w:pPr>
@@ -235,7 +256,7 @@
         </w:tc>
         <w:tc>
           <w:tcPr>
-            <w:tcW w:type="dxa" w:w="4703"/>
+            <w:tcW w:type="dxa" w:w="4317"/>
           </w:tcPr>
           <w:p>
             <w:pPr>
@@ -261,42 +282,45 @@
     </w:p>
     <w:p>
       <w:pPr>
-        <w:spacing w:after="80" w:line="360" w:lineRule="exact"/>
+        <w:pStyle w:val="Heading1"/>
+        <w:spacing w:before="320" w:after="160"/>
       </w:pPr>
       <w:r>
         <w:rPr>
           <w:rFonts w:ascii="Times New Roman" w:hAnsi="Times New Roman" w:eastAsia="宋体"/>
           <w:b/>
-          <w:color w:val="333333"/>
-          <w:sz w:val="28"/>
+          <w:color w:val="1A1A2E"/>
+          <w:sz w:val="36"/>
         </w:rPr>
         <w:t>1  概述</w:t>
       </w:r>
     </w:p>
     <w:p>
       <w:pPr>
-        <w:spacing w:after="80" w:line="360" w:lineRule="exact"/>
+        <w:spacing w:after="80" w:line="400" w:lineRule="exact"/>
+        <w:ind w:firstLine="420"/>
       </w:pPr>
       <w:r>
         <w:rPr>
           <w:rFonts w:ascii="Times New Roman" w:hAnsi="Times New Roman" w:eastAsia="宋体"/>
           <w:b w:val="0"/>
           <w:color w:val="333333"/>
-          <w:sz w:val="21"/>
+          <w:sz w:val="22"/>
         </w:rPr>
-        <w:t>本次安全审计发现用户管理平台存在两处 SQL 注入漏洞。攻击者可以通过注册页面和搜索页面的输入框，向数据库注入恶意的 SQL 语句，从而窃取、篡改或删除数据库中的用户数据。</w:t>
+        <w:t>本次安全审计发现用户管理平台的注册功能和搜索功能存在 SQL 注入漏洞。攻击者可利用这两处漏洞窃取数据库中所有用户数据，或向数据库写入恶意数据。以下详细说明漏洞的产生原因和修复方法。</w:t>
       </w:r>
     </w:p>
     <w:p>
       <w:pPr>
-        <w:spacing w:after="80" w:line="360" w:lineRule="exact"/>
+        <w:pStyle w:val="Heading1"/>
+        <w:spacing w:before="320" w:after="160"/>
       </w:pPr>
       <w:r>
         <w:rPr>
           <w:rFonts w:ascii="Times New Roman" w:hAnsi="Times New Roman" w:eastAsia="宋体"/>
           <w:b/>
-          <w:color w:val="333333"/>
-          <w:sz w:val="28"/>
+          <w:color w:val="1A1A2E"/>
+          <w:sz w:val="36"/>
         </w:rPr>
         <w:t>2  漏洞概要</w:t>
       </w:r>
@@ -309,23 +333,26 @@
         <w:tblLook w:firstColumn="1" w:firstRow="1" w:lastColumn="0" w:lastRow="0" w:noHBand="0" w:noVBand="1" w:val="04A0"/>
       </w:tblPr>
       <w:tblGrid>
-        <w:gridCol w:w="2351"/>
-        <w:gridCol w:w="2351"/>
-        <w:gridCol w:w="2351"/>
-        <w:gridCol w:w="2351"/>
+        <w:gridCol w:w="2158"/>
+        <w:gridCol w:w="2158"/>
+        <w:gridCol w:w="2158"/>
+        <w:gridCol w:w="2158"/>
       </w:tblGrid>
       <w:tr>
         <w:tc>
           <w:tcPr>
-            <w:tcW w:type="dxa" w:w="2351"/>
+            <w:tcW w:type="dxa" w:w="2158"/>
           </w:tcPr>
           <w:p>
+            <w:pPr>
+              <w:jc w:val="center"/>
+            </w:pPr>
             <w:r>
               <w:rPr>
                 <w:rFonts w:ascii="Times New Roman" w:hAnsi="Times New Roman" w:eastAsia="宋体"/>
                 <w:b/>
                 <w:color w:val="333333"/>
-                <w:sz w:val="18"/>
+                <w:sz w:val="20"/>
               </w:rPr>
               <w:t>编号</w:t>
             </w:r>
@@ -333,15 +360,18 @@
         </w:tc>
         <w:tc>
           <w:tcPr>
-            <w:tcW w:type="dxa" w:w="2351"/>
+            <w:tcW w:type="dxa" w:w="2158"/>
           </w:tcPr>
           <w:p>
+            <w:pPr>
+              <w:jc w:val="center"/>
+            </w:pPr>
             <w:r>
               <w:rPr>
                 <w:rFonts w:ascii="Times New Roman" w:hAnsi="Times New Roman" w:eastAsia="宋体"/>
                 <w:b/>
                 <w:color w:val="333333"/>
-                <w:sz w:val="18"/>
+                <w:sz w:val="20"/>
               </w:rPr>
               <w:t>漏洞位置</w:t>
             </w:r>
@@ -349,15 +379,18 @@
         </w:tc>
         <w:tc>
           <w:tcPr>
-            <w:tcW w:type="dxa" w:w="2351"/>
+            <w:tcW w:type="dxa" w:w="2158"/>
           </w:tcPr>
           <w:p>
+            <w:pPr>
+              <w:jc w:val="center"/>
+            </w:pPr>
             <w:r>
               <w:rPr>
                 <w:rFonts w:ascii="Times New Roman" w:hAnsi="Times New Roman" w:eastAsia="宋体"/>
                 <w:b/>
                 <w:color w:val="333333"/>
-                <w:sz w:val="18"/>
+                <w:sz w:val="20"/>
               </w:rPr>
               <w:t>漏洞类型</w:t>
             </w:r>
@@ -365,15 +398,18 @@
         </w:tc>
         <w:tc>
           <w:tcPr>
-            <w:tcW w:type="dxa" w:w="2351"/>
+            <w:tcW w:type="dxa" w:w="2158"/>
           </w:tcPr>
           <w:p>
+            <w:pPr>
+              <w:jc w:val="center"/>
+            </w:pPr>
             <w:r>
               <w:rPr>
                 <w:rFonts w:ascii="Times New Roman" w:hAnsi="Times New Roman" w:eastAsia="宋体"/>
                 <w:b/>
                 <w:color w:val="333333"/>
-                <w:sz w:val="18"/>
+                <w:sz w:val="20"/>
               </w:rPr>
               <w:t>风险等级</w:t>
             </w:r>
@@ -383,15 +419,18 @@
       <w:tr>
         <w:tc>
           <w:tcPr>
-            <w:tcW w:type="dxa" w:w="2351"/>
+            <w:tcW w:type="dxa" w:w="2158"/>
           </w:tcPr>
           <w:p>
+            <w:pPr>
+              <w:jc w:val="center"/>
+            </w:pPr>
             <w:r>
               <w:rPr>
                 <w:rFonts w:ascii="Times New Roman" w:hAnsi="Times New Roman" w:eastAsia="宋体"/>
                 <w:b w:val="0"/>
                 <w:color w:val="333333"/>
-                <w:sz w:val="18"/>
+                <w:sz w:val="20"/>
               </w:rPr>
               <w:t>SQL-001</w:t>
             </w:r>
@@ -399,31 +438,37 @@
         </w:tc>
         <w:tc>
           <w:tcPr>
-            <w:tcW w:type="dxa" w:w="2351"/>
+            <w:tcW w:type="dxa" w:w="2158"/>
           </w:tcPr>
           <w:p>
+            <w:pPr>
+              <w:jc w:val="center"/>
+            </w:pPr>
             <w:r>
               <w:rPr>
                 <w:rFonts w:ascii="Times New Roman" w:hAnsi="Times New Roman" w:eastAsia="宋体"/>
                 <w:b w:val="0"/>
                 <w:color w:val="333333"/>
-                <w:sz w:val="18"/>
+                <w:sz w:val="20"/>
               </w:rPr>
-              <w:t>注册接口 /register</w:t>
+              <w:t>注册接口  /register</w:t>
             </w:r>
           </w:p>
         </w:tc>
         <w:tc>
           <w:tcPr>
-            <w:tcW w:type="dxa" w:w="2351"/>
+            <w:tcW w:type="dxa" w:w="2158"/>
           </w:tcPr>
           <w:p>
+            <w:pPr>
+              <w:jc w:val="center"/>
+            </w:pPr>
             <w:r>
               <w:rPr>
                 <w:rFonts w:ascii="Times New Roman" w:hAnsi="Times New Roman" w:eastAsia="宋体"/>
                 <w:b w:val="0"/>
                 <w:color w:val="333333"/>
-                <w:sz w:val="18"/>
+                <w:sz w:val="20"/>
               </w:rPr>
               <w:t>INSERT 注入</w:t>
             </w:r>
@@ -431,15 +476,18 @@
         </w:tc>
         <w:tc>
           <w:tcPr>
-            <w:tcW w:type="dxa" w:w="2351"/>
+            <w:tcW w:type="dxa" w:w="2158"/>
           </w:tcPr>
           <w:p>
+            <w:pPr>
+              <w:jc w:val="center"/>
+            </w:pPr>
             <w:r>
               <w:rPr>
                 <w:rFonts w:ascii="Times New Roman" w:hAnsi="Times New Roman" w:eastAsia="宋体"/>
                 <w:b w:val="0"/>
                 <w:color w:val="333333"/>
-                <w:sz w:val="18"/>
+                <w:sz w:val="20"/>
               </w:rPr>
               <w:t>高危</w:t>
             </w:r>
@@ -449,15 +497,18 @@
       <w:tr>
         <w:tc>
           <w:tcPr>
-            <w:tcW w:type="dxa" w:w="2351"/>
+            <w:tcW w:type="dxa" w:w="2158"/>
           </w:tcPr>
           <w:p>
+            <w:pPr>
+              <w:jc w:val="center"/>
+            </w:pPr>
             <w:r>
               <w:rPr>
                 <w:rFonts w:ascii="Times New Roman" w:hAnsi="Times New Roman" w:eastAsia="宋体"/>
                 <w:b w:val="0"/>
                 <w:color w:val="333333"/>
-                <w:sz w:val="18"/>
+                <w:sz w:val="20"/>
               </w:rPr>
               <w:t>SQL-002</w:t>
             </w:r>
@@ -465,31 +516,37 @@
         </w:tc>
         <w:tc>
           <w:tcPr>
-            <w:tcW w:type="dxa" w:w="2351"/>
+            <w:tcW w:type="dxa" w:w="2158"/>
           </w:tcPr>
           <w:p>
+            <w:pPr>
+              <w:jc w:val="center"/>
+            </w:pPr>
             <w:r>
               <w:rPr>
                 <w:rFonts w:ascii="Times New Roman" w:hAnsi="Times New Roman" w:eastAsia="宋体"/>
                 <w:b w:val="0"/>
                 <w:color w:val="333333"/>
-                <w:sz w:val="18"/>
+                <w:sz w:val="20"/>
               </w:rPr>
-              <w:t>搜索接口 /search</w:t>
+              <w:t>搜索接口  /search</w:t>
             </w:r>
           </w:p>
         </w:tc>
         <w:tc>
           <w:tcPr>
-            <w:tcW w:type="dxa" w:w="2351"/>
+            <w:tcW w:type="dxa" w:w="2158"/>
           </w:tcPr>
           <w:p>
+            <w:pPr>
+              <w:jc w:val="center"/>
+            </w:pPr>
             <w:r>
               <w:rPr>
                 <w:rFonts w:ascii="Times New Roman" w:hAnsi="Times New Roman" w:eastAsia="宋体"/>
                 <w:b w:val="0"/>
                 <w:color w:val="333333"/>
-                <w:sz w:val="18"/>
+                <w:sz w:val="20"/>
               </w:rPr>
               <w:t>SELECT 注入</w:t>
             </w:r>
@@ -497,15 +554,18 @@
         </w:tc>
         <w:tc>
           <w:tcPr>
-            <w:tcW w:type="dxa" w:w="2351"/>
+            <w:tcW w:type="dxa" w:w="2158"/>
           </w:tcPr>
           <w:p>
+            <w:pPr>
+              <w:jc w:val="center"/>
+            </w:pPr>
             <w:r>
               <w:rPr>
                 <w:rFonts w:ascii="Times New Roman" w:hAnsi="Times New Roman" w:eastAsia="宋体"/>
                 <w:b w:val="0"/>
                 <w:color w:val="333333"/>
-                <w:sz w:val="18"/>
+                <w:sz w:val="20"/>
               </w:rPr>
               <w:t>高危</w:t>
             </w:r>
@@ -513,255 +573,276 @@
         </w:tc>
       </w:tr>
     </w:tbl>
-    <w:p/>
     <w:p>
       <w:pPr>
-        <w:spacing w:after="80" w:line="360" w:lineRule="exact"/>
+        <w:spacing w:after="40"/>
+      </w:pPr>
+    </w:p>
+    <w:p>
+      <w:pPr>
+        <w:pStyle w:val="Heading1"/>
+        <w:spacing w:before="320" w:after="160"/>
+      </w:pPr>
+      <w:r>
+        <w:rPr>
+          <w:rFonts w:ascii="Times New Roman" w:hAnsi="Times New Roman" w:eastAsia="宋体"/>
+          <w:b/>
+          <w:color w:val="1A1A2E"/>
+          <w:sz w:val="36"/>
+        </w:rPr>
+        <w:t>3  漏洞详情</w:t>
+      </w:r>
+    </w:p>
+    <w:p>
+      <w:pPr>
+        <w:pStyle w:val="Heading2"/>
+        <w:spacing w:before="200" w:after="80"/>
+      </w:pPr>
+      <w:r>
+        <w:rPr>
+          <w:rFonts w:ascii="Times New Roman" w:hAnsi="Times New Roman" w:eastAsia="宋体"/>
+          <w:b/>
+          <w:color w:val="2C3E50"/>
+          <w:sz w:val="28"/>
+        </w:rPr>
+        <w:t>3.1  SQL-001：注册功能 SQL 注入</w:t>
+      </w:r>
+    </w:p>
+    <w:p>
+      <w:pPr>
+        <w:spacing w:after="80" w:line="400" w:lineRule="exact"/>
       </w:pPr>
       <w:r>
         <w:rPr>
           <w:rFonts w:ascii="Times New Roman" w:hAnsi="Times New Roman" w:eastAsia="宋体"/>
           <w:b/>
           <w:color w:val="333333"/>
-          <w:sz w:val="28"/>
+          <w:sz w:val="22"/>
         </w:rPr>
-        <w:t>3  漏洞详情</w:t>
+        <w:t>问题描述</w:t>
       </w:r>
     </w:p>
     <w:p>
       <w:pPr>
-        <w:spacing w:after="80" w:line="360" w:lineRule="exact"/>
+        <w:spacing w:after="80" w:line="400" w:lineRule="exact"/>
+        <w:ind w:firstLine="420"/>
+      </w:pPr>
+      <w:r>
+        <w:rPr>
+          <w:rFonts w:ascii="Times New Roman" w:hAnsi="Times New Roman" w:eastAsia="宋体"/>
+          <w:b w:val="0"/>
+          <w:color w:val="333333"/>
+          <w:sz w:val="22"/>
+        </w:rPr>
+        <w:t>注册功能的代码如下。开发人员使用 Python 的 f-string 将用户输入直接拼接到 SQL 语句中，没有做任何安全处理。</w:t>
+      </w:r>
+    </w:p>
+    <w:p>
+      <w:pPr>
+        <w:spacing w:after="80" w:line="400" w:lineRule="exact"/>
       </w:pPr>
       <w:r>
         <w:rPr>
           <w:rFonts w:ascii="Times New Roman" w:hAnsi="Times New Roman" w:eastAsia="宋体"/>
           <w:b/>
           <w:color w:val="333333"/>
-          <w:sz w:val="24"/>
+          <w:sz w:val="22"/>
         </w:rPr>
-        <w:t>3.1  SQL-001：注册功能 SQL 注入</w:t>
+        <w:t>问题代码（app.py）</w:t>
       </w:r>
     </w:p>
     <w:p>
       <w:pPr>
-        <w:spacing w:after="80" w:line="360" w:lineRule="exact"/>
+        <w:spacing w:before="120" w:after="120" w:line="280" w:lineRule="exact"/>
+        <w:ind w:left="567"/>
+        <w:shd w:fill="F5F5F5" w:val="clear"/>
+      </w:pPr>
+      <w:r>
+        <w:rPr>
+          <w:rFonts w:ascii="Courier New" w:hAnsi="Courier New"/>
+          <w:color w:val="2D2D2D"/>
+          <w:sz w:val="18"/>
+        </w:rPr>
+        <w:t># 危险：用户输入直接拼入 SQL</w:t>
+        <w:br/>
+        <w:t>sql = f"INSERT INTO users "</w:t>
+        <w:br/>
+        <w:t xml:space="preserve">      f"(username, password, email, phone) "</w:t>
+        <w:br/>
+        <w:t xml:space="preserve">      f"VALUES ('{username}', '{hashed_pw}', "</w:t>
+        <w:br/>
+        <w:t xml:space="preserve">      f"'{email}', '{phone}')"</w:t>
+        <w:br/>
+        <w:t>c.execute(sql)</w:t>
+      </w:r>
+    </w:p>
+    <w:p>
+      <w:pPr>
+        <w:spacing w:after="80" w:line="400" w:lineRule="exact"/>
       </w:pPr>
       <w:r>
         <w:rPr>
           <w:rFonts w:ascii="Times New Roman" w:hAnsi="Times New Roman" w:eastAsia="宋体"/>
           <w:b/>
           <w:color w:val="333333"/>
-          <w:sz w:val="21"/>
+          <w:sz w:val="22"/>
+        </w:rPr>
+        <w:t>攻击过程</w:t>
+      </w:r>
+    </w:p>
+    <w:p>
+      <w:pPr>
+        <w:spacing w:after="80" w:line="400" w:lineRule="exact"/>
+        <w:ind w:firstLine="420"/>
+      </w:pPr>
+      <w:r>
+        <w:rPr>
+          <w:rFonts w:ascii="Times New Roman" w:hAnsi="Times New Roman" w:eastAsia="宋体"/>
+          <w:b w:val="0"/>
+          <w:color w:val="333333"/>
+          <w:sz w:val="22"/>
+        </w:rPr>
+        <w:t>攻击者在用户名字段填入以下内容：</w:t>
+      </w:r>
+    </w:p>
+    <w:p>
+      <w:pPr>
+        <w:spacing w:before="120" w:after="120" w:line="280" w:lineRule="exact"/>
+        <w:ind w:left="567"/>
+        <w:shd w:fill="F5F5F5" w:val="clear"/>
+      </w:pPr>
+      <w:r>
+        <w:rPr>
+          <w:rFonts w:ascii="Courier New" w:hAnsi="Courier New"/>
+          <w:color w:val="2D2D2D"/>
+          <w:sz w:val="18"/>
+        </w:rPr>
+        <w:t>hacker', 'hacked', 'h@x.com') --</w:t>
+      </w:r>
+    </w:p>
+    <w:p>
+      <w:pPr>
+        <w:spacing w:after="80" w:line="400" w:lineRule="exact"/>
+        <w:ind w:firstLine="420"/>
+      </w:pPr>
+      <w:r>
+        <w:rPr>
+          <w:rFonts w:ascii="Times New Roman" w:hAnsi="Times New Roman" w:eastAsia="宋体"/>
+          <w:b w:val="0"/>
+          <w:color w:val="333333"/>
+          <w:sz w:val="22"/>
+        </w:rPr>
+        <w:t>实际执行的 SQL 变为：</w:t>
+      </w:r>
+    </w:p>
+    <w:p>
+      <w:pPr>
+        <w:spacing w:before="120" w:after="120" w:line="280" w:lineRule="exact"/>
+        <w:ind w:left="567"/>
+        <w:shd w:fill="F5F5F5" w:val="clear"/>
+      </w:pPr>
+      <w:r>
+        <w:rPr>
+          <w:rFonts w:ascii="Courier New" w:hAnsi="Courier New"/>
+          <w:color w:val="2D2D2D"/>
+          <w:sz w:val="18"/>
+        </w:rPr>
+        <w:t>INSERT INTO users (username, password, email, phone)</w:t>
+        <w:br/>
+        <w:t>VALUES ('hacker', 'hacked', 'h@x.com') --', 'hash...', 'x')</w:t>
+      </w:r>
+    </w:p>
+    <w:p>
+      <w:pPr>
+        <w:spacing w:after="80" w:line="400" w:lineRule="exact"/>
+        <w:ind w:firstLine="420"/>
+      </w:pPr>
+      <w:r>
+        <w:rPr>
+          <w:rFonts w:ascii="Times New Roman" w:hAnsi="Times New Roman" w:eastAsia="宋体"/>
+          <w:b w:val="0"/>
+          <w:color w:val="333333"/>
+          <w:sz w:val="22"/>
+        </w:rPr>
+        <w:t>-- 是 SQL 的注释符号，它后面的内容全部被忽略。攻击者成功插入了一条密码为 "hacked" 的恶意用户记录。更严重的是，攻击者还可以执行 DELETE、DROP 等破坏性操作。</w:t>
+      </w:r>
+    </w:p>
+    <w:p/>
+    <w:p>
+      <w:pPr>
+        <w:pStyle w:val="Heading2"/>
+        <w:spacing w:before="200" w:after="80"/>
+      </w:pPr>
+      <w:r>
+        <w:rPr>
+          <w:rFonts w:ascii="Times New Roman" w:hAnsi="Times New Roman" w:eastAsia="宋体"/>
+          <w:b/>
+          <w:color w:val="2C3E50"/>
+          <w:sz w:val="28"/>
+        </w:rPr>
+        <w:t>3.2  SQL-002：搜索功能 SQL 注入</w:t>
+      </w:r>
+    </w:p>
+    <w:p>
+      <w:pPr>
+        <w:spacing w:after="80" w:line="400" w:lineRule="exact"/>
+      </w:pPr>
+      <w:r>
+        <w:rPr>
+          <w:rFonts w:ascii="Times New Roman" w:hAnsi="Times New Roman" w:eastAsia="宋体"/>
+          <w:b/>
+          <w:color w:val="333333"/>
+          <w:sz w:val="22"/>
         </w:rPr>
         <w:t>问题描述</w:t>
       </w:r>
     </w:p>
     <w:p>
       <w:pPr>
-        <w:spacing w:after="80" w:line="360" w:lineRule="exact"/>
+        <w:spacing w:after="80" w:line="400" w:lineRule="exact"/>
+        <w:ind w:firstLine="420"/>
       </w:pPr>
       <w:r>
         <w:rPr>
           <w:rFonts w:ascii="Times New Roman" w:hAnsi="Times New Roman" w:eastAsia="宋体"/>
           <w:b w:val="0"/>
           <w:color w:val="333333"/>
-          <w:sz w:val="21"/>
+          <w:sz w:val="22"/>
         </w:rPr>
-        <w:t>注册功能用 Python 的 f-string 把用户输入直接拼接到 SQL 语句中。攻击者在用户名字段输入单引号等特殊字符，就可以破坏原有的 SQL 结构。</w:t>
+        <w:t>搜索功能同样用 f-string 拼接 SQL。攻击者可以在搜索框中输入特殊字符，改变查询逻辑，获取全部用户数据。</w:t>
       </w:r>
     </w:p>
     <w:p>
       <w:pPr>
-        <w:spacing w:after="80" w:line="360" w:lineRule="exact"/>
+        <w:spacing w:after="80" w:line="400" w:lineRule="exact"/>
       </w:pPr>
       <w:r>
         <w:rPr>
           <w:rFonts w:ascii="Times New Roman" w:hAnsi="Times New Roman" w:eastAsia="宋体"/>
           <w:b/>
           <w:color w:val="333333"/>
-          <w:sz w:val="21"/>
+          <w:sz w:val="22"/>
         </w:rPr>
-        <w:t>问题代码</w:t>
+        <w:t>问题代码（app.py）</w:t>
       </w:r>
     </w:p>
     <w:p>
       <w:pPr>
-        <w:spacing w:before="80" w:after="80"/>
-        <w:ind w:left="454"/>
-        <w:shd w:fill="F2F2F2" w:val="clear"/>
+        <w:spacing w:before="120" w:after="120" w:line="280" w:lineRule="exact"/>
+        <w:ind w:left="567"/>
+        <w:shd w:fill="F5F5F5" w:val="clear"/>
       </w:pPr>
       <w:r>
         <w:rPr>
           <w:rFonts w:ascii="Courier New" w:hAnsi="Courier New"/>
-          <w:sz w:val="17"/>
+          <w:color w:val="2D2D2D"/>
+          <w:sz w:val="18"/>
         </w:rPr>
-        <w:t># 直接把用户输入拼到 SQL 里（危险！）</w:t>
+        <w:t># 危险：关键词直接拼入 LIKE 从句</w:t>
         <w:br/>
-        <w:t>sql = f"INSERT INTO users (username, password, email, phone) "</w:t>
+        <w:t>sql = f"SELECT id, username, email, phone "</w:t>
         <w:br/>
-        <w:t xml:space="preserve">      f"VALUES ('{username}', '{hashed_pw}', '{email}', '{phone}')"</w:t>
-        <w:br/>
-        <w:t>c.execute(sql)</w:t>
-      </w:r>
-    </w:p>
-    <w:p>
-      <w:pPr>
-        <w:spacing w:after="80" w:line="360" w:lineRule="exact"/>
-      </w:pPr>
-      <w:r>
-        <w:rPr>
-          <w:rFonts w:ascii="Times New Roman" w:hAnsi="Times New Roman" w:eastAsia="宋体"/>
-          <w:b/>
-          <w:color w:val="333333"/>
-          <w:sz w:val="21"/>
-        </w:rPr>
-        <w:t>攻击示例</w:t>
-      </w:r>
-    </w:p>
-    <w:p>
-      <w:pPr>
-        <w:spacing w:after="80" w:line="360" w:lineRule="exact"/>
-      </w:pPr>
-      <w:r>
-        <w:rPr>
-          <w:rFonts w:ascii="Times New Roman" w:hAnsi="Times New Roman" w:eastAsia="宋体"/>
-          <w:b w:val="0"/>
-          <w:color w:val="333333"/>
-          <w:sz w:val="21"/>
-        </w:rPr>
-        <w:t>攻击者在用户名字段输入：</w:t>
-      </w:r>
-    </w:p>
-    <w:p>
-      <w:pPr>
-        <w:spacing w:before="80" w:after="80"/>
-        <w:ind w:left="454"/>
-        <w:shd w:fill="F2F2F2" w:val="clear"/>
-      </w:pPr>
-      <w:r>
-        <w:rPr>
-          <w:rFonts w:ascii="Courier New" w:hAnsi="Courier New"/>
-          <w:sz w:val="17"/>
-        </w:rPr>
-        <w:t>hacker', 'hacked', 'h@x.com') --</w:t>
-      </w:r>
-    </w:p>
-    <w:p>
-      <w:pPr>
-        <w:spacing w:after="80" w:line="360" w:lineRule="exact"/>
-      </w:pPr>
-      <w:r>
-        <w:rPr>
-          <w:rFonts w:ascii="Times New Roman" w:hAnsi="Times New Roman" w:eastAsia="宋体"/>
-          <w:b w:val="0"/>
-          <w:color w:val="333333"/>
-          <w:sz w:val="21"/>
-        </w:rPr>
-        <w:t>实际执行的 SQL 变成了：</w:t>
-      </w:r>
-    </w:p>
-    <w:p>
-      <w:pPr>
-        <w:spacing w:before="80" w:after="80"/>
-        <w:ind w:left="454"/>
-        <w:shd w:fill="F2F2F2" w:val="clear"/>
-      </w:pPr>
-      <w:r>
-        <w:rPr>
-          <w:rFonts w:ascii="Courier New" w:hAnsi="Courier New"/>
-          <w:sz w:val="17"/>
-        </w:rPr>
-        <w:t xml:space="preserve">INSERT INTO users (username, password, email, phone) </w:t>
-        <w:br/>
-        <w:t>VALUES ('hacker', 'hacked', 'h@x.com') --', 'hash...', 'x')</w:t>
-      </w:r>
-    </w:p>
-    <w:p>
-      <w:pPr>
-        <w:spacing w:after="80" w:line="360" w:lineRule="exact"/>
-      </w:pPr>
-      <w:r>
-        <w:rPr>
-          <w:rFonts w:ascii="Times New Roman" w:hAnsi="Times New Roman" w:eastAsia="宋体"/>
-          <w:b w:val="0"/>
-          <w:color w:val="333333"/>
-          <w:sz w:val="21"/>
-        </w:rPr>
-        <w:t>-- 号注释掉了后面的 SQL，攻击者成功插入了一条密码为 hacked 的账户。</w:t>
-      </w:r>
-    </w:p>
-    <w:p>
-      <w:pPr>
-        <w:spacing w:after="80" w:line="360" w:lineRule="exact"/>
-      </w:pPr>
-      <w:r>
-        <w:rPr>
-          <w:rFonts w:ascii="Times New Roman" w:hAnsi="Times New Roman" w:eastAsia="宋体"/>
-          <w:b/>
-          <w:color w:val="333333"/>
-          <w:sz w:val="24"/>
-        </w:rPr>
-        <w:t>3.2  SQL-002：搜索功能 SQL 注入</w:t>
-      </w:r>
-    </w:p>
-    <w:p>
-      <w:pPr>
-        <w:spacing w:after="80" w:line="360" w:lineRule="exact"/>
-      </w:pPr>
-      <w:r>
-        <w:rPr>
-          <w:rFonts w:ascii="Times New Roman" w:hAnsi="Times New Roman" w:eastAsia="宋体"/>
-          <w:b/>
-          <w:color w:val="333333"/>
-          <w:sz w:val="21"/>
-        </w:rPr>
-        <w:t>问题描述</w:t>
-      </w:r>
-    </w:p>
-    <w:p>
-      <w:pPr>
-        <w:spacing w:after="80" w:line="360" w:lineRule="exact"/>
-      </w:pPr>
-      <w:r>
-        <w:rPr>
-          <w:rFonts w:ascii="Times New Roman" w:hAnsi="Times New Roman" w:eastAsia="宋体"/>
-          <w:b w:val="0"/>
-          <w:color w:val="333333"/>
-          <w:sz w:val="21"/>
-        </w:rPr>
-        <w:t>搜索功能同样用 f-string 拼接 SQL。攻击者在搜索框中输入特殊字符，可以改变查询条件，获取不该看到的数据。</w:t>
-      </w:r>
-    </w:p>
-    <w:p>
-      <w:pPr>
-        <w:spacing w:after="80" w:line="360" w:lineRule="exact"/>
-      </w:pPr>
-      <w:r>
-        <w:rPr>
-          <w:rFonts w:ascii="Times New Roman" w:hAnsi="Times New Roman" w:eastAsia="宋体"/>
-          <w:b/>
-          <w:color w:val="333333"/>
-          <w:sz w:val="21"/>
-        </w:rPr>
-        <w:t>问题代码</w:t>
-      </w:r>
-    </w:p>
-    <w:p>
-      <w:pPr>
-        <w:spacing w:before="80" w:after="80"/>
-        <w:ind w:left="454"/>
-        <w:shd w:fill="F2F2F2" w:val="clear"/>
-      </w:pPr>
-      <w:r>
-        <w:rPr>
-          <w:rFonts w:ascii="Courier New" w:hAnsi="Courier New"/>
-          <w:sz w:val="17"/>
-        </w:rPr>
-        <w:t># 搜索关键词直接拼到 LIKE 从句里（危险！）</w:t>
-        <w:br/>
-        <w:t>sql = f"SELECT id, username, email, phone FROM users "</w:t>
-        <w:br/>
-        <w:t xml:space="preserve">      f"WHERE username LIKE '%{keyword}%' "</w:t>
+        <w:t xml:space="preserve">      f"FROM users WHERE username LIKE '%{keyword}%' "</w:t>
         <w:br/>
         <w:t xml:space="preserve">      f"OR email LIKE '%{keyword}%'"</w:t>
         <w:br/>
@@ -770,90 +851,95 @@
     </w:p>
     <w:p>
       <w:pPr>
-        <w:spacing w:after="80" w:line="360" w:lineRule="exact"/>
+        <w:spacing w:after="80" w:line="400" w:lineRule="exact"/>
       </w:pPr>
       <w:r>
         <w:rPr>
           <w:rFonts w:ascii="Times New Roman" w:hAnsi="Times New Roman" w:eastAsia="宋体"/>
           <w:b/>
           <w:color w:val="333333"/>
-          <w:sz w:val="21"/>
+          <w:sz w:val="22"/>
         </w:rPr>
-        <w:t>攻击示例</w:t>
+        <w:t>攻击过程</w:t>
       </w:r>
     </w:p>
     <w:p>
       <w:pPr>
-        <w:spacing w:after="80" w:line="360" w:lineRule="exact"/>
+        <w:spacing w:after="80" w:line="400" w:lineRule="exact"/>
+        <w:ind w:firstLine="420"/>
       </w:pPr>
       <w:r>
         <w:rPr>
           <w:rFonts w:ascii="Times New Roman" w:hAnsi="Times New Roman" w:eastAsia="宋体"/>
           <w:b w:val="0"/>
           <w:color w:val="333333"/>
-          <w:sz w:val="21"/>
+          <w:sz w:val="22"/>
         </w:rPr>
-        <w:t>搜索时输入：</w:t>
+        <w:t>攻击者在搜索框输入：</w:t>
       </w:r>
     </w:p>
     <w:p>
       <w:pPr>
-        <w:spacing w:before="80" w:after="80"/>
-        <w:ind w:left="454"/>
-        <w:shd w:fill="F2F2F2" w:val="clear"/>
+        <w:spacing w:before="120" w:after="120" w:line="280" w:lineRule="exact"/>
+        <w:ind w:left="567"/>
+        <w:shd w:fill="F5F5F5" w:val="clear"/>
       </w:pPr>
       <w:r>
         <w:rPr>
           <w:rFonts w:ascii="Courier New" w:hAnsi="Courier New"/>
-          <w:sz w:val="17"/>
+          <w:color w:val="2D2D2D"/>
+          <w:sz w:val="18"/>
         </w:rPr>
         <w:t>' OR '1'='1</w:t>
       </w:r>
     </w:p>
     <w:p>
       <w:pPr>
-        <w:spacing w:after="80" w:line="360" w:lineRule="exact"/>
+        <w:spacing w:after="80" w:line="400" w:lineRule="exact"/>
+        <w:ind w:firstLine="420"/>
       </w:pPr>
       <w:r>
         <w:rPr>
           <w:rFonts w:ascii="Times New Roman" w:hAnsi="Times New Roman" w:eastAsia="宋体"/>
           <w:b w:val="0"/>
           <w:color w:val="333333"/>
-          <w:sz w:val="21"/>
+          <w:sz w:val="22"/>
         </w:rPr>
-        <w:t>实际执行的 SQL 变成了：</w:t>
+        <w:t>实际执行的 SQL 变为：</w:t>
       </w:r>
     </w:p>
     <w:p>
       <w:pPr>
-        <w:spacing w:before="80" w:after="80"/>
-        <w:ind w:left="454"/>
-        <w:shd w:fill="F2F2F2" w:val="clear"/>
+        <w:spacing w:before="120" w:after="120" w:line="280" w:lineRule="exact"/>
+        <w:ind w:left="567"/>
+        <w:shd w:fill="F5F5F5" w:val="clear"/>
       </w:pPr>
       <w:r>
         <w:rPr>
           <w:rFonts w:ascii="Courier New" w:hAnsi="Courier New"/>
-          <w:sz w:val="17"/>
+          <w:color w:val="2D2D2D"/>
+          <w:sz w:val="18"/>
         </w:rPr>
-        <w:t xml:space="preserve">SELECT id, username, email, phone FROM users </w:t>
+        <w:t>SELECT id, username, email, phone FROM users</w:t>
         <w:br/>
-        <w:t xml:space="preserve">WHERE username LIKE '%' OR '1'='1%' </w:t>
+        <w:t>WHERE username LIKE '%' OR '1'='1%'</w:t>
         <w:br/>
         <w:t xml:space="preserve">   OR email LIKE '%' OR '1'='1%'</w:t>
       </w:r>
     </w:p>
     <w:p>
       <w:pPr>
-        <w:spacing w:after="80" w:line="360" w:lineRule="exact"/>
+        <w:spacing w:after="80" w:line="400" w:lineRule="exact"/>
+        <w:ind w:firstLine="420"/>
       </w:pPr>
       <w:r>
         <w:rPr>
           <w:rFonts w:ascii="Times New Roman" w:hAnsi="Times New Roman" w:eastAsia="宋体"/>
           <w:b w:val="0"/>
           <w:color w:val="333333"/>
-          <w:sz w:val="21"/>
+          <w:sz w:val="22"/>
         </w:rPr>
-        <w:t>OR '1'='1' 永远为真，所以返回了数据库里的全部用户，包括攻击者本不该看到的其他用户信息。</w:t>
+        <w:t>OR '1'='1' 永远为真，整条 WHERE 条件恒成立，数据库返回了全部用户的信息。攻击者无需登录即可看到 admin、alice 等所有用户的资料。</w:t>
       </w:r>
     </w:p>
     <w:p>
@@ -863,100 +949,106 @@
     </w:p>
     <w:p>
       <w:pPr>
-        <w:spacing w:after="80" w:line="360" w:lineRule="exact"/>
+        <w:pStyle w:val="Heading1"/>
+        <w:spacing w:before="320" w:after="160"/>
+      </w:pPr>
+      <w:r>
+        <w:rPr>
+          <w:rFonts w:ascii="Times New Roman" w:hAnsi="Times New Roman" w:eastAsia="宋体"/>
+          <w:b/>
+          <w:color w:val="1A1A2E"/>
+          <w:sz w:val="36"/>
+        </w:rPr>
+        <w:t>4  修复方法</w:t>
+      </w:r>
+    </w:p>
+    <w:p>
+      <w:pPr>
+        <w:pStyle w:val="Heading2"/>
+        <w:spacing w:before="200" w:after="80"/>
+      </w:pPr>
+      <w:r>
+        <w:rPr>
+          <w:rFonts w:ascii="Times New Roman" w:hAnsi="Times New Roman" w:eastAsia="宋体"/>
+          <w:b/>
+          <w:color w:val="2C3E50"/>
+          <w:sz w:val="28"/>
+        </w:rPr>
+        <w:t>4.1  修复原理：参数化查询</w:t>
+      </w:r>
+    </w:p>
+    <w:p>
+      <w:pPr>
+        <w:spacing w:after="80" w:line="400" w:lineRule="exact"/>
+        <w:ind w:firstLine="420"/>
+      </w:pPr>
+      <w:r>
+        <w:rPr>
+          <w:rFonts w:ascii="Times New Roman" w:hAnsi="Times New Roman" w:eastAsia="宋体"/>
+          <w:b w:val="0"/>
+          <w:color w:val="333333"/>
+          <w:sz w:val="22"/>
+        </w:rPr>
+        <w:t>修复 SQL 注入最有效的方法是"参数化查询"（Parameterized Query）。它的做法是：SQL 语句中用 ? 占位，用户数据单独作为参数传入。数据库严格区分"哪部分是 SQL 命令"和"哪部分是用户数据"，用户输入中的单引号、横线、注释符等不会被当作 SQL 命令执行。</w:t>
+      </w:r>
+    </w:p>
+    <w:p>
+      <w:pPr>
+        <w:spacing w:after="80" w:line="400" w:lineRule="exact"/>
+        <w:ind w:firstLine="420"/>
+      </w:pPr>
+      <w:r>
+        <w:rPr>
+          <w:rFonts w:ascii="Times New Roman" w:hAnsi="Times New Roman" w:eastAsia="宋体"/>
+          <w:b w:val="0"/>
+          <w:color w:val="333333"/>
+          <w:sz w:val="22"/>
+        </w:rPr>
+        <w:t>打个比方：SQL 语句是填空题模板，? 是空格，用户数据是答案。无论答案里写了什么，都不会变成题目本身。</w:t>
+      </w:r>
+    </w:p>
+    <w:p>
+      <w:pPr>
+        <w:pStyle w:val="Heading2"/>
+        <w:spacing w:before="200" w:after="80"/>
+      </w:pPr>
+      <w:r>
+        <w:rPr>
+          <w:rFonts w:ascii="Times New Roman" w:hAnsi="Times New Roman" w:eastAsia="宋体"/>
+          <w:b/>
+          <w:color w:val="2C3E50"/>
+          <w:sz w:val="28"/>
+        </w:rPr>
+        <w:t>4.2  修复后代码</w:t>
+      </w:r>
+    </w:p>
+    <w:p>
+      <w:pPr>
+        <w:spacing w:after="80" w:line="400" w:lineRule="exact"/>
       </w:pPr>
       <w:r>
         <w:rPr>
           <w:rFonts w:ascii="Times New Roman" w:hAnsi="Times New Roman" w:eastAsia="宋体"/>
           <w:b/>
           <w:color w:val="333333"/>
-          <w:sz w:val="28"/>
+          <w:sz w:val="22"/>
         </w:rPr>
-        <w:t>4  修复方法</w:t>
+        <w:t>注册功能修复后</w:t>
       </w:r>
     </w:p>
     <w:p>
       <w:pPr>
-        <w:spacing w:after="80" w:line="360" w:lineRule="exact"/>
-      </w:pPr>
-      <w:r>
-        <w:rPr>
-          <w:rFonts w:ascii="Times New Roman" w:hAnsi="Times New Roman" w:eastAsia="宋体"/>
-          <w:b/>
-          <w:color w:val="333333"/>
-          <w:sz w:val="24"/>
-        </w:rPr>
-        <w:t>4.1  参数化查询（核心思路）</w:t>
-      </w:r>
-    </w:p>
-    <w:p>
-      <w:pPr>
-        <w:spacing w:after="80" w:line="360" w:lineRule="exact"/>
-      </w:pPr>
-      <w:r>
-        <w:rPr>
-          <w:rFonts w:ascii="Times New Roman" w:hAnsi="Times New Roman" w:eastAsia="宋体"/>
-          <w:b w:val="0"/>
-          <w:color w:val="333333"/>
-          <w:sz w:val="21"/>
-        </w:rPr>
-        <w:t>修 SQL 注入最有效的方法叫"参数化查询"。它的做法是：SQL 语句中用 ? 占位，用户数据单独传进去。数据库会严格区分"哪部分是 SQL 命令"和"哪部分是用户数据"，用户输入里的单引号、横线等特殊字符不会再被当作 SQL 代码执行。</w:t>
-      </w:r>
-    </w:p>
-    <w:p>
-      <w:pPr>
-        <w:spacing w:after="80" w:line="360" w:lineRule="exact"/>
-      </w:pPr>
-      <w:r>
-        <w:rPr>
-          <w:rFonts w:ascii="Times New Roman" w:hAnsi="Times New Roman" w:eastAsia="宋体"/>
-          <w:b w:val="0"/>
-          <w:color w:val="333333"/>
-          <w:sz w:val="21"/>
-        </w:rPr>
-        <w:t>举个例子：如果把 SQL 语句比作填空题的模板，"?" 就是空格，用户数据就是填进去的答案——无论答案里写了什么，都不会变成题目本身。</w:t>
-      </w:r>
-    </w:p>
-    <w:p>
-      <w:pPr>
-        <w:spacing w:after="80" w:line="360" w:lineRule="exact"/>
-      </w:pPr>
-      <w:r>
-        <w:rPr>
-          <w:rFonts w:ascii="Times New Roman" w:hAnsi="Times New Roman" w:eastAsia="宋体"/>
-          <w:b/>
-          <w:color w:val="333333"/>
-          <w:sz w:val="24"/>
-        </w:rPr>
-        <w:t>4.2  修复后的代码</w:t>
-      </w:r>
-    </w:p>
-    <w:p>
-      <w:pPr>
-        <w:spacing w:after="80" w:line="360" w:lineRule="exact"/>
-      </w:pPr>
-      <w:r>
-        <w:rPr>
-          <w:rFonts w:ascii="Times New Roman" w:hAnsi="Times New Roman" w:eastAsia="宋体"/>
-          <w:b/>
-          <w:color w:val="333333"/>
-          <w:sz w:val="21"/>
-        </w:rPr>
-        <w:t>注册功能（修复后）</w:t>
-      </w:r>
-    </w:p>
-    <w:p>
-      <w:pPr>
-        <w:spacing w:before="80" w:after="80"/>
-        <w:ind w:left="454"/>
-        <w:shd w:fill="F2F2F2" w:val="clear"/>
+        <w:spacing w:before="120" w:after="120" w:line="280" w:lineRule="exact"/>
+        <w:ind w:left="567"/>
+        <w:shd w:fill="F5F5F5" w:val="clear"/>
       </w:pPr>
       <w:r>
         <w:rPr>
           <w:rFonts w:ascii="Courier New" w:hAnsi="Courier New"/>
-          <w:sz w:val="17"/>
+          <w:color w:val="2D2D2D"/>
+          <w:sz w:val="18"/>
         </w:rPr>
-        <w:t># 参数化查询，? 是占位符</w:t>
+        <w:t># 安全：用 ? 占位，数据单独传入</w:t>
         <w:br/>
         <w:t>c.execute("INSERT INTO users "</w:t>
         <w:br/>
@@ -969,30 +1061,31 @@
     </w:p>
     <w:p>
       <w:pPr>
-        <w:spacing w:after="80" w:line="360" w:lineRule="exact"/>
+        <w:spacing w:after="80" w:line="400" w:lineRule="exact"/>
       </w:pPr>
       <w:r>
         <w:rPr>
           <w:rFonts w:ascii="Times New Roman" w:hAnsi="Times New Roman" w:eastAsia="宋体"/>
           <w:b/>
           <w:color w:val="333333"/>
-          <w:sz w:val="21"/>
+          <w:sz w:val="22"/>
         </w:rPr>
-        <w:t>搜索功能（修复后）</w:t>
+        <w:t>搜索功能修复后</w:t>
       </w:r>
     </w:p>
     <w:p>
       <w:pPr>
-        <w:spacing w:before="80" w:after="80"/>
-        <w:ind w:left="454"/>
-        <w:shd w:fill="F2F2F2" w:val="clear"/>
+        <w:spacing w:before="120" w:after="120" w:line="280" w:lineRule="exact"/>
+        <w:ind w:left="567"/>
+        <w:shd w:fill="F5F5F5" w:val="clear"/>
       </w:pPr>
       <w:r>
         <w:rPr>
           <w:rFonts w:ascii="Courier New" w:hAnsi="Courier New"/>
-          <w:sz w:val="17"/>
+          <w:color w:val="2D2D2D"/>
+          <w:sz w:val="18"/>
         </w:rPr>
-        <w:t># LIKE 的 % 通配符不是 SQL 关键字，放参数里安全</w:t>
+        <w:t># 安全：LIKE 的 % 写在参数里，不拼在 SQL 中</w:t>
         <w:br/>
         <w:t>pattern = "%" + keyword + "%"</w:t>
         <w:br/>
@@ -1007,14 +1100,15 @@
     </w:p>
     <w:p>
       <w:pPr>
-        <w:spacing w:after="80" w:line="360" w:lineRule="exact"/>
+        <w:pStyle w:val="Heading2"/>
+        <w:spacing w:before="200" w:after="80"/>
       </w:pPr>
       <w:r>
         <w:rPr>
           <w:rFonts w:ascii="Times New Roman" w:hAnsi="Times New Roman" w:eastAsia="宋体"/>
           <w:b/>
-          <w:color w:val="333333"/>
-          <w:sz w:val="24"/>
+          <w:color w:val="2C3E50"/>
+          <w:sz w:val="28"/>
         </w:rPr>
         <w:t>4.3  修复前后对比</w:t>
       </w:r>
@@ -1027,22 +1121,25 @@
         <w:tblLook w:firstColumn="1" w:firstRow="1" w:lastColumn="0" w:lastRow="0" w:noHBand="0" w:noVBand="1" w:val="04A0"/>
       </w:tblPr>
       <w:tblGrid>
-        <w:gridCol w:w="3135"/>
-        <w:gridCol w:w="3135"/>
-        <w:gridCol w:w="3135"/>
+        <w:gridCol w:w="2878"/>
+        <w:gridCol w:w="2878"/>
+        <w:gridCol w:w="2878"/>
       </w:tblGrid>
       <w:tr>
         <w:tc>
           <w:tcPr>
-            <w:tcW w:type="dxa" w:w="3135"/>
+            <w:tcW w:type="dxa" w:w="2878"/>
           </w:tcPr>
           <w:p>
+            <w:pPr>
+              <w:jc w:val="center"/>
+            </w:pPr>
             <w:r>
               <w:rPr>
                 <w:rFonts w:ascii="Times New Roman" w:hAnsi="Times New Roman" w:eastAsia="宋体"/>
                 <w:b/>
                 <w:color w:val="333333"/>
-                <w:sz w:val="18"/>
+                <w:sz w:val="20"/>
               </w:rPr>
               <w:t>对比项</w:t>
             </w:r>
@@ -1050,15 +1147,18 @@
         </w:tc>
         <w:tc>
           <w:tcPr>
-            <w:tcW w:type="dxa" w:w="3135"/>
+            <w:tcW w:type="dxa" w:w="2878"/>
           </w:tcPr>
           <w:p>
+            <w:pPr>
+              <w:jc w:val="center"/>
+            </w:pPr>
             <w:r>
               <w:rPr>
                 <w:rFonts w:ascii="Times New Roman" w:hAnsi="Times New Roman" w:eastAsia="宋体"/>
                 <w:b/>
                 <w:color w:val="333333"/>
-                <w:sz w:val="18"/>
+                <w:sz w:val="20"/>
               </w:rPr>
               <w:t>修复前</w:t>
             </w:r>
@@ -1066,15 +1166,18 @@
         </w:tc>
         <w:tc>
           <w:tcPr>
-            <w:tcW w:type="dxa" w:w="3135"/>
+            <w:tcW w:type="dxa" w:w="2878"/>
           </w:tcPr>
           <w:p>
+            <w:pPr>
+              <w:jc w:val="center"/>
+            </w:pPr>
             <w:r>
               <w:rPr>
                 <w:rFonts w:ascii="Times New Roman" w:hAnsi="Times New Roman" w:eastAsia="宋体"/>
                 <w:b/>
                 <w:color w:val="333333"/>
-                <w:sz w:val="18"/>
+                <w:sz w:val="20"/>
               </w:rPr>
               <w:t>修复后</w:t>
             </w:r>
@@ -1084,15 +1187,18 @@
       <w:tr>
         <w:tc>
           <w:tcPr>
-            <w:tcW w:type="dxa" w:w="3135"/>
+            <w:tcW w:type="dxa" w:w="2878"/>
           </w:tcPr>
           <w:p>
+            <w:pPr>
+              <w:jc w:val="center"/>
+            </w:pPr>
             <w:r>
               <w:rPr>
                 <w:rFonts w:ascii="Times New Roman" w:hAnsi="Times New Roman" w:eastAsia="宋体"/>
                 <w:b w:val="0"/>
                 <w:color w:val="333333"/>
-                <w:sz w:val="18"/>
+                <w:sz w:val="20"/>
               </w:rPr>
               <w:t>拼接方式</w:t>
             </w:r>
@@ -1100,15 +1206,18 @@
         </w:tc>
         <w:tc>
           <w:tcPr>
-            <w:tcW w:type="dxa" w:w="3135"/>
+            <w:tcW w:type="dxa" w:w="2878"/>
           </w:tcPr>
           <w:p>
+            <w:pPr>
+              <w:jc w:val="center"/>
+            </w:pPr>
             <w:r>
               <w:rPr>
                 <w:rFonts w:ascii="Times New Roman" w:hAnsi="Times New Roman" w:eastAsia="宋体"/>
                 <w:b w:val="0"/>
                 <w:color w:val="333333"/>
-                <w:sz w:val="18"/>
+                <w:sz w:val="20"/>
               </w:rPr>
               <w:t>f-string 直接拼接</w:t>
             </w:r>
@@ -1116,17 +1225,20 @@
         </w:tc>
         <w:tc>
           <w:tcPr>
-            <w:tcW w:type="dxa" w:w="3135"/>
+            <w:tcW w:type="dxa" w:w="2878"/>
           </w:tcPr>
           <w:p>
+            <w:pPr>
+              <w:jc w:val="center"/>
+            </w:pPr>
             <w:r>
               <w:rPr>
                 <w:rFonts w:ascii="Times New Roman" w:hAnsi="Times New Roman" w:eastAsia="宋体"/>
                 <w:b w:val="0"/>
                 <w:color w:val="333333"/>
-                <w:sz w:val="18"/>
+                <w:sz w:val="20"/>
               </w:rPr>
-              <w:t>? 占位符 + 参数</w:t>
+              <w:t>? 占位符 + 参数元组</w:t>
             </w:r>
           </w:p>
         </w:tc>
@@ -1134,47 +1246,56 @@
       <w:tr>
         <w:tc>
           <w:tcPr>
-            <w:tcW w:type="dxa" w:w="3135"/>
+            <w:tcW w:type="dxa" w:w="2878"/>
           </w:tcPr>
           <w:p>
+            <w:pPr>
+              <w:jc w:val="center"/>
+            </w:pPr>
             <w:r>
               <w:rPr>
                 <w:rFonts w:ascii="Times New Roman" w:hAnsi="Times New Roman" w:eastAsia="宋体"/>
                 <w:b w:val="0"/>
                 <w:color w:val="333333"/>
-                <w:sz w:val="18"/>
+                <w:sz w:val="20"/>
               </w:rPr>
-              <w:t>输入 OR 1=1</w:t>
+              <w:t>用户输入 OR 1=1</w:t>
             </w:r>
           </w:p>
         </w:tc>
         <w:tc>
           <w:tcPr>
-            <w:tcW w:type="dxa" w:w="3135"/>
+            <w:tcW w:type="dxa" w:w="2878"/>
           </w:tcPr>
           <w:p>
+            <w:pPr>
+              <w:jc w:val="center"/>
+            </w:pPr>
             <w:r>
               <w:rPr>
                 <w:rFonts w:ascii="Times New Roman" w:hAnsi="Times New Roman" w:eastAsia="宋体"/>
                 <w:b w:val="0"/>
                 <w:color w:val="333333"/>
-                <w:sz w:val="18"/>
+                <w:sz w:val="20"/>
               </w:rPr>
-              <w:t>变成 SQL 代码执行</w:t>
+              <w:t>变成 SQL 执行</w:t>
             </w:r>
           </w:p>
         </w:tc>
         <w:tc>
           <w:tcPr>
-            <w:tcW w:type="dxa" w:w="3135"/>
+            <w:tcW w:type="dxa" w:w="2878"/>
           </w:tcPr>
           <w:p>
+            <w:pPr>
+              <w:jc w:val="center"/>
+            </w:pPr>
             <w:r>
               <w:rPr>
                 <w:rFonts w:ascii="Times New Roman" w:hAnsi="Times New Roman" w:eastAsia="宋体"/>
                 <w:b w:val="0"/>
                 <w:color w:val="333333"/>
-                <w:sz w:val="18"/>
+                <w:sz w:val="20"/>
               </w:rPr>
               <w:t>当作普通文本搜索</w:t>
             </w:r>
@@ -1184,31 +1305,37 @@
       <w:tr>
         <w:tc>
           <w:tcPr>
-            <w:tcW w:type="dxa" w:w="3135"/>
+            <w:tcW w:type="dxa" w:w="2878"/>
           </w:tcPr>
           <w:p>
+            <w:pPr>
+              <w:jc w:val="center"/>
+            </w:pPr>
             <w:r>
               <w:rPr>
                 <w:rFonts w:ascii="Times New Roman" w:hAnsi="Times New Roman" w:eastAsia="宋体"/>
                 <w:b w:val="0"/>
                 <w:color w:val="333333"/>
-                <w:sz w:val="18"/>
+                <w:sz w:val="20"/>
               </w:rPr>
-              <w:t>输入 --</w:t>
+              <w:t>用户输入 --</w:t>
             </w:r>
           </w:p>
         </w:tc>
         <w:tc>
           <w:tcPr>
-            <w:tcW w:type="dxa" w:w="3135"/>
+            <w:tcW w:type="dxa" w:w="2878"/>
           </w:tcPr>
           <w:p>
+            <w:pPr>
+              <w:jc w:val="center"/>
+            </w:pPr>
             <w:r>
               <w:rPr>
                 <w:rFonts w:ascii="Times New Roman" w:hAnsi="Times New Roman" w:eastAsia="宋体"/>
                 <w:b w:val="0"/>
                 <w:color w:val="333333"/>
-                <w:sz w:val="18"/>
+                <w:sz w:val="20"/>
               </w:rPr>
               <w:t>注释掉后续 SQL</w:t>
             </w:r>
@@ -1216,15 +1343,18 @@
         </w:tc>
         <w:tc>
           <w:tcPr>
-            <w:tcW w:type="dxa" w:w="3135"/>
+            <w:tcW w:type="dxa" w:w="2878"/>
           </w:tcPr>
           <w:p>
+            <w:pPr>
+              <w:jc w:val="center"/>
+            </w:pPr>
             <w:r>
               <w:rPr>
                 <w:rFonts w:ascii="Times New Roman" w:hAnsi="Times New Roman" w:eastAsia="宋体"/>
                 <w:b w:val="0"/>
                 <w:color w:val="333333"/>
-                <w:sz w:val="18"/>
+                <w:sz w:val="20"/>
               </w:rPr>
               <w:t>当作普通字符串</w:t>
             </w:r>
@@ -1234,15 +1364,18 @@
       <w:tr>
         <w:tc>
           <w:tcPr>
-            <w:tcW w:type="dxa" w:w="3135"/>
+            <w:tcW w:type="dxa" w:w="2878"/>
           </w:tcPr>
           <w:p>
+            <w:pPr>
+              <w:jc w:val="center"/>
+            </w:pPr>
             <w:r>
               <w:rPr>
                 <w:rFonts w:ascii="Times New Roman" w:hAnsi="Times New Roman" w:eastAsia="宋体"/>
                 <w:b w:val="0"/>
                 <w:color w:val="333333"/>
-                <w:sz w:val="18"/>
+                <w:sz w:val="20"/>
               </w:rPr>
               <w:t>安全性</w:t>
             </w:r>
@@ -1250,15 +1383,18 @@
         </w:tc>
         <w:tc>
           <w:tcPr>
-            <w:tcW w:type="dxa" w:w="3135"/>
+            <w:tcW w:type="dxa" w:w="2878"/>
           </w:tcPr>
           <w:p>
+            <w:pPr>
+              <w:jc w:val="center"/>
+            </w:pPr>
             <w:r>
               <w:rPr>
                 <w:rFonts w:ascii="Times New Roman" w:hAnsi="Times New Roman" w:eastAsia="宋体"/>
                 <w:b w:val="0"/>
                 <w:color w:val="333333"/>
-                <w:sz w:val="18"/>
+                <w:sz w:val="20"/>
               </w:rPr>
               <w:t>可被任意操作</w:t>
             </w:r>
@@ -1266,15 +1402,18 @@
         </w:tc>
         <w:tc>
           <w:tcPr>
-            <w:tcW w:type="dxa" w:w="3135"/>
+            <w:tcW w:type="dxa" w:w="2878"/>
           </w:tcPr>
           <w:p>
+            <w:pPr>
+              <w:jc w:val="center"/>
+            </w:pPr>
             <w:r>
               <w:rPr>
                 <w:rFonts w:ascii="Times New Roman" w:hAnsi="Times New Roman" w:eastAsia="宋体"/>
                 <w:b w:val="0"/>
                 <w:color w:val="333333"/>
-                <w:sz w:val="18"/>
+                <w:sz w:val="20"/>
               </w:rPr>
               <w:t>只能执行预设 SQL</w:t>
             </w:r>
@@ -1282,19 +1421,39 @@
         </w:tc>
       </w:tr>
     </w:tbl>
-    <w:p/>
     <w:p>
       <w:pPr>
-        <w:spacing w:after="80" w:line="360" w:lineRule="exact"/>
+        <w:spacing w:after="40"/>
+      </w:pPr>
+    </w:p>
+    <w:p>
+      <w:pPr>
+        <w:pStyle w:val="Heading1"/>
+        <w:spacing w:before="320" w:after="160"/>
       </w:pPr>
       <w:r>
         <w:rPr>
           <w:rFonts w:ascii="Times New Roman" w:hAnsi="Times New Roman" w:eastAsia="宋体"/>
           <w:b/>
+          <w:color w:val="1A1A2E"/>
+          <w:sz w:val="36"/>
+        </w:rPr>
+        <w:t>5  修复验证</w:t>
+      </w:r>
+    </w:p>
+    <w:p>
+      <w:pPr>
+        <w:spacing w:after="80" w:line="400" w:lineRule="exact"/>
+        <w:ind w:firstLine="420"/>
+      </w:pPr>
+      <w:r>
+        <w:rPr>
+          <w:rFonts w:ascii="Times New Roman" w:hAnsi="Times New Roman" w:eastAsia="宋体"/>
+          <w:b w:val="0"/>
           <w:color w:val="333333"/>
-          <w:sz w:val="28"/>
+          <w:sz w:val="22"/>
         </w:rPr>
-        <w:t>5  验证结果</w:t>
+        <w:t>修复后执行了以下测试，确认漏洞已修复：</w:t>
       </w:r>
     </w:p>
     <w:tbl>
@@ -1305,55 +1464,64 @@
         <w:tblLook w:firstColumn="1" w:firstRow="1" w:lastColumn="0" w:lastRow="0" w:noHBand="0" w:noVBand="1" w:val="04A0"/>
       </w:tblPr>
       <w:tblGrid>
-        <w:gridCol w:w="2351"/>
-        <w:gridCol w:w="2351"/>
-        <w:gridCol w:w="2351"/>
-        <w:gridCol w:w="2351"/>
+        <w:gridCol w:w="2158"/>
+        <w:gridCol w:w="2158"/>
+        <w:gridCol w:w="2158"/>
+        <w:gridCol w:w="2158"/>
       </w:tblGrid>
       <w:tr>
         <w:tc>
           <w:tcPr>
-            <w:tcW w:type="dxa" w:w="2351"/>
+            <w:tcW w:type="dxa" w:w="2158"/>
           </w:tcPr>
           <w:p>
+            <w:pPr>
+              <w:jc w:val="center"/>
+            </w:pPr>
             <w:r>
               <w:rPr>
                 <w:rFonts w:ascii="Times New Roman" w:hAnsi="Times New Roman" w:eastAsia="宋体"/>
                 <w:b/>
                 <w:color w:val="333333"/>
-                <w:sz w:val="18"/>
+                <w:sz w:val="20"/>
               </w:rPr>
-              <w:t>测试用例</w:t>
+              <w:t>测试</w:t>
             </w:r>
           </w:p>
         </w:tc>
         <w:tc>
           <w:tcPr>
-            <w:tcW w:type="dxa" w:w="2351"/>
+            <w:tcW w:type="dxa" w:w="2158"/>
           </w:tcPr>
           <w:p>
+            <w:pPr>
+              <w:jc w:val="center"/>
+            </w:pPr>
             <w:r>
               <w:rPr>
                 <w:rFonts w:ascii="Times New Roman" w:hAnsi="Times New Roman" w:eastAsia="宋体"/>
                 <w:b/>
                 <w:color w:val="333333"/>
-                <w:sz w:val="18"/>
+                <w:sz w:val="20"/>
               </w:rPr>
-              <w:t>注入内容</w:t>
+              <w:t>攻击输入</w:t>
             </w:r>
           </w:p>
         </w:tc>
         <w:tc>
           <w:tcPr>
-            <w:tcW w:type="dxa" w:w="2351"/>
+            <w:tcW w:type="dxa" w:w="2158"/>
           </w:tcPr>
           <w:p>
+            <w:pPr>
+              <w:jc w:val="center"/>
+            </w:pPr>
             <w:r>
               <w:rPr>
                 <w:rFonts w:ascii="Times New Roman" w:hAnsi="Times New Roman" w:eastAsia="宋体"/>
                 <w:b/>
                 <w:color w:val="333333"/>
-                <w:sz w:val="18"/>
+                <w:sz w:val="20"/>
               </w:rPr>
               <w:t>修复前结果</w:t>
             </w:r>
@@ -1361,15 +1529,18 @@
         </w:tc>
         <w:tc>
           <w:tcPr>
-            <w:tcW w:type="dxa" w:w="2351"/>
+            <w:tcW w:type="dxa" w:w="2158"/>
           </w:tcPr>
           <w:p>
+            <w:pPr>
+              <w:jc w:val="center"/>
+            </w:pPr>
             <w:r>
               <w:rPr>
                 <w:rFonts w:ascii="Times New Roman" w:hAnsi="Times New Roman" w:eastAsia="宋体"/>
                 <w:b/>
                 <w:color w:val="333333"/>
-                <w:sz w:val="18"/>
+                <w:sz w:val="20"/>
               </w:rPr>
               <w:t>修复后结果</w:t>
             </w:r>
@@ -1379,15 +1550,18 @@
       <w:tr>
         <w:tc>
           <w:tcPr>
-            <w:tcW w:type="dxa" w:w="2351"/>
+            <w:tcW w:type="dxa" w:w="2158"/>
           </w:tcPr>
           <w:p>
+            <w:pPr>
+              <w:jc w:val="center"/>
+            </w:pPr>
             <w:r>
               <w:rPr>
                 <w:rFonts w:ascii="Times New Roman" w:hAnsi="Times New Roman" w:eastAsia="宋体"/>
                 <w:b w:val="0"/>
                 <w:color w:val="333333"/>
-                <w:sz w:val="18"/>
+                <w:sz w:val="20"/>
               </w:rPr>
               <w:t>万能密码</w:t>
             </w:r>
@@ -1395,15 +1569,18 @@
         </w:tc>
         <w:tc>
           <w:tcPr>
-            <w:tcW w:type="dxa" w:w="2351"/>
+            <w:tcW w:type="dxa" w:w="2158"/>
           </w:tcPr>
           <w:p>
+            <w:pPr>
+              <w:jc w:val="center"/>
+            </w:pPr>
             <w:r>
               <w:rPr>
                 <w:rFonts w:ascii="Times New Roman" w:hAnsi="Times New Roman" w:eastAsia="宋体"/>
                 <w:b w:val="0"/>
                 <w:color w:val="333333"/>
-                <w:sz w:val="18"/>
+                <w:sz w:val="20"/>
               </w:rPr>
               <w:t>' OR '1'='1</w:t>
             </w:r>
@@ -1411,31 +1588,37 @@
         </w:tc>
         <w:tc>
           <w:tcPr>
-            <w:tcW w:type="dxa" w:w="2351"/>
+            <w:tcW w:type="dxa" w:w="2158"/>
           </w:tcPr>
           <w:p>
+            <w:pPr>
+              <w:jc w:val="center"/>
+            </w:pPr>
             <w:r>
               <w:rPr>
                 <w:rFonts w:ascii="Times New Roman" w:hAnsi="Times New Roman" w:eastAsia="宋体"/>
                 <w:b w:val="0"/>
                 <w:color w:val="333333"/>
-                <w:sz w:val="18"/>
+                <w:sz w:val="20"/>
               </w:rPr>
-              <w:t>返回全部用户</w:t>
+              <w:t>泄露全部用户</w:t>
             </w:r>
           </w:p>
         </w:tc>
         <w:tc>
           <w:tcPr>
-            <w:tcW w:type="dxa" w:w="2351"/>
+            <w:tcW w:type="dxa" w:w="2158"/>
           </w:tcPr>
           <w:p>
+            <w:pPr>
+              <w:jc w:val="center"/>
+            </w:pPr>
             <w:r>
               <w:rPr>
                 <w:rFonts w:ascii="Times New Roman" w:hAnsi="Times New Roman" w:eastAsia="宋体"/>
                 <w:b w:val="0"/>
                 <w:color w:val="333333"/>
-                <w:sz w:val="18"/>
+                <w:sz w:val="20"/>
               </w:rPr>
               <w:t>无搜索结果</w:t>
             </w:r>
@@ -1445,47 +1628,56 @@
       <w:tr>
         <w:tc>
           <w:tcPr>
-            <w:tcW w:type="dxa" w:w="2351"/>
+            <w:tcW w:type="dxa" w:w="2158"/>
           </w:tcPr>
           <w:p>
+            <w:pPr>
+              <w:jc w:val="center"/>
+            </w:pPr>
             <w:r>
               <w:rPr>
                 <w:rFonts w:ascii="Times New Roman" w:hAnsi="Times New Roman" w:eastAsia="宋体"/>
                 <w:b w:val="0"/>
                 <w:color w:val="333333"/>
-                <w:sz w:val="18"/>
+                <w:sz w:val="20"/>
               </w:rPr>
-              <w:t>UNION 注入</w:t>
+              <w:t>UNION注入</w:t>
             </w:r>
           </w:p>
         </w:tc>
         <w:tc>
           <w:tcPr>
-            <w:tcW w:type="dxa" w:w="2351"/>
+            <w:tcW w:type="dxa" w:w="2158"/>
           </w:tcPr>
           <w:p>
+            <w:pPr>
+              <w:jc w:val="center"/>
+            </w:pPr>
             <w:r>
               <w:rPr>
                 <w:rFonts w:ascii="Times New Roman" w:hAnsi="Times New Roman" w:eastAsia="宋体"/>
                 <w:b w:val="0"/>
                 <w:color w:val="333333"/>
-                <w:sz w:val="18"/>
+                <w:sz w:val="20"/>
               </w:rPr>
-              <w:t>' UNION SELECT ...</w:t>
+              <w:t>' UNION SELECT 1,2,3,4--</w:t>
             </w:r>
           </w:p>
         </w:tc>
         <w:tc>
           <w:tcPr>
-            <w:tcW w:type="dxa" w:w="2351"/>
+            <w:tcW w:type="dxa" w:w="2158"/>
           </w:tcPr>
           <w:p>
+            <w:pPr>
+              <w:jc w:val="center"/>
+            </w:pPr>
             <w:r>
               <w:rPr>
                 <w:rFonts w:ascii="Times New Roman" w:hAnsi="Times New Roman" w:eastAsia="宋体"/>
                 <w:b w:val="0"/>
                 <w:color w:val="333333"/>
-                <w:sz w:val="18"/>
+                <w:sz w:val="20"/>
               </w:rPr>
               <w:t>注入额外数据</w:t>
             </w:r>
@@ -1493,15 +1685,18 @@
         </w:tc>
         <w:tc>
           <w:tcPr>
-            <w:tcW w:type="dxa" w:w="2351"/>
+            <w:tcW w:type="dxa" w:w="2158"/>
           </w:tcPr>
           <w:p>
+            <w:pPr>
+              <w:jc w:val="center"/>
+            </w:pPr>
             <w:r>
               <w:rPr>
                 <w:rFonts w:ascii="Times New Roman" w:hAnsi="Times New Roman" w:eastAsia="宋体"/>
                 <w:b w:val="0"/>
                 <w:color w:val="333333"/>
-                <w:sz w:val="18"/>
+                <w:sz w:val="20"/>
               </w:rPr>
               <w:t>查询被阻断</w:t>
             </w:r>
@@ -1511,15 +1706,18 @@
       <w:tr>
         <w:tc>
           <w:tcPr>
-            <w:tcW w:type="dxa" w:w="2351"/>
+            <w:tcW w:type="dxa" w:w="2158"/>
           </w:tcPr>
           <w:p>
+            <w:pPr>
+              <w:jc w:val="center"/>
+            </w:pPr>
             <w:r>
               <w:rPr>
                 <w:rFonts w:ascii="Times New Roman" w:hAnsi="Times New Roman" w:eastAsia="宋体"/>
                 <w:b w:val="0"/>
                 <w:color w:val="333333"/>
-                <w:sz w:val="18"/>
+                <w:sz w:val="20"/>
               </w:rPr>
               <w:t>注册注入</w:t>
             </w:r>
@@ -1527,15 +1725,18 @@
         </w:tc>
         <w:tc>
           <w:tcPr>
-            <w:tcW w:type="dxa" w:w="2351"/>
+            <w:tcW w:type="dxa" w:w="2158"/>
           </w:tcPr>
           <w:p>
+            <w:pPr>
+              <w:jc w:val="center"/>
+            </w:pPr>
             <w:r>
               <w:rPr>
                 <w:rFonts w:ascii="Times New Roman" w:hAnsi="Times New Roman" w:eastAsia="宋体"/>
                 <w:b w:val="0"/>
                 <w:color w:val="333333"/>
-                <w:sz w:val="18"/>
+                <w:sz w:val="20"/>
               </w:rPr>
               <w:t>hacker',...)--</w:t>
             </w:r>
@@ -1543,15 +1744,18 @@
         </w:tc>
         <w:tc>
           <w:tcPr>
-            <w:tcW w:type="dxa" w:w="2351"/>
+            <w:tcW w:type="dxa" w:w="2158"/>
           </w:tcPr>
           <w:p>
+            <w:pPr>
+              <w:jc w:val="center"/>
+            </w:pPr>
             <w:r>
               <w:rPr>
                 <w:rFonts w:ascii="Times New Roman" w:hAnsi="Times New Roman" w:eastAsia="宋体"/>
                 <w:b w:val="0"/>
                 <w:color w:val="333333"/>
-                <w:sz w:val="18"/>
+                <w:sz w:val="20"/>
               </w:rPr>
               <w:t>写入恶意数据</w:t>
             </w:r>
@@ -1559,15 +1763,18 @@
         </w:tc>
         <w:tc>
           <w:tcPr>
-            <w:tcW w:type="dxa" w:w="2351"/>
+            <w:tcW w:type="dxa" w:w="2158"/>
           </w:tcPr>
           <w:p>
+            <w:pPr>
+              <w:jc w:val="center"/>
+            </w:pPr>
             <w:r>
               <w:rPr>
                 <w:rFonts w:ascii="Times New Roman" w:hAnsi="Times New Roman" w:eastAsia="宋体"/>
                 <w:b w:val="0"/>
                 <w:color w:val="333333"/>
-                <w:sz w:val="18"/>
+                <w:sz w:val="20"/>
               </w:rPr>
               <w:t>用户名原样存储</w:t>
             </w:r>
@@ -1577,15 +1784,18 @@
       <w:tr>
         <w:tc>
           <w:tcPr>
-            <w:tcW w:type="dxa" w:w="2351"/>
+            <w:tcW w:type="dxa" w:w="2158"/>
           </w:tcPr>
           <w:p>
+            <w:pPr>
+              <w:jc w:val="center"/>
+            </w:pPr>
             <w:r>
               <w:rPr>
                 <w:rFonts w:ascii="Times New Roman" w:hAnsi="Times New Roman" w:eastAsia="宋体"/>
                 <w:b w:val="0"/>
                 <w:color w:val="333333"/>
-                <w:sz w:val="18"/>
+                <w:sz w:val="20"/>
               </w:rPr>
               <w:t>正常搜索</w:t>
             </w:r>
@@ -1593,15 +1803,18 @@
         </w:tc>
         <w:tc>
           <w:tcPr>
-            <w:tcW w:type="dxa" w:w="2351"/>
+            <w:tcW w:type="dxa" w:w="2158"/>
           </w:tcPr>
           <w:p>
+            <w:pPr>
+              <w:jc w:val="center"/>
+            </w:pPr>
             <w:r>
               <w:rPr>
                 <w:rFonts w:ascii="Times New Roman" w:hAnsi="Times New Roman" w:eastAsia="宋体"/>
                 <w:b w:val="0"/>
                 <w:color w:val="333333"/>
-                <w:sz w:val="18"/>
+                <w:sz w:val="20"/>
               </w:rPr>
               <w:t>admin</w:t>
             </w:r>
@@ -1609,15 +1822,18 @@
         </w:tc>
         <w:tc>
           <w:tcPr>
-            <w:tcW w:type="dxa" w:w="2351"/>
+            <w:tcW w:type="dxa" w:w="2158"/>
           </w:tcPr>
           <w:p>
+            <w:pPr>
+              <w:jc w:val="center"/>
+            </w:pPr>
             <w:r>
               <w:rPr>
                 <w:rFonts w:ascii="Times New Roman" w:hAnsi="Times New Roman" w:eastAsia="宋体"/>
                 <w:b w:val="0"/>
                 <w:color w:val="333333"/>
-                <w:sz w:val="18"/>
+                <w:sz w:val="20"/>
               </w:rPr>
               <w:t>正常返回</w:t>
             </w:r>
@@ -1625,15 +1841,18 @@
         </w:tc>
         <w:tc>
           <w:tcPr>
-            <w:tcW w:type="dxa" w:w="2351"/>
+            <w:tcW w:type="dxa" w:w="2158"/>
           </w:tcPr>
           <w:p>
+            <w:pPr>
+              <w:jc w:val="center"/>
+            </w:pPr>
             <w:r>
               <w:rPr>
                 <w:rFonts w:ascii="Times New Roman" w:hAnsi="Times New Roman" w:eastAsia="宋体"/>
                 <w:b w:val="0"/>
                 <w:color w:val="333333"/>
-                <w:sz w:val="18"/>
+                <w:sz w:val="20"/>
               </w:rPr>
               <w:t>正常返回</w:t>
             </w:r>
@@ -1641,94 +1860,105 @@
         </w:tc>
       </w:tr>
     </w:tbl>
-    <w:p/>
     <w:p>
       <w:pPr>
-        <w:spacing w:after="80" w:line="360" w:lineRule="exact"/>
+        <w:spacing w:after="40"/>
+      </w:pPr>
+    </w:p>
+    <w:p>
+      <w:pPr>
+        <w:spacing w:after="80" w:line="400" w:lineRule="exact"/>
+        <w:ind w:firstLine="420"/>
+      </w:pPr>
+      <w:r>
+        <w:rPr>
+          <w:rFonts w:ascii="Times New Roman" w:hAnsi="Times New Roman" w:eastAsia="宋体"/>
+          <w:b w:val="0"/>
+          <w:color w:val="333333"/>
+          <w:sz w:val="22"/>
+        </w:rPr>
+        <w:t>测试结果确认：所有 SQL 注入攻击均被阻断，正常功能不受影响。</w:t>
+      </w:r>
+    </w:p>
+    <w:p>
+      <w:pPr>
+        <w:pStyle w:val="Heading1"/>
+        <w:spacing w:before="320" w:after="160"/>
       </w:pPr>
       <w:r>
         <w:rPr>
           <w:rFonts w:ascii="Times New Roman" w:hAnsi="Times New Roman" w:eastAsia="宋体"/>
           <w:b/>
-          <w:color w:val="333333"/>
-          <w:sz w:val="28"/>
+          <w:color w:val="1A1A2E"/>
+          <w:sz w:val="36"/>
         </w:rPr>
         <w:t>6  总结</w:t>
       </w:r>
     </w:p>
     <w:p>
       <w:pPr>
-        <w:spacing w:after="80" w:line="360" w:lineRule="exact"/>
+        <w:spacing w:after="80" w:line="400" w:lineRule="exact"/>
+        <w:ind w:firstLine="420"/>
       </w:pPr>
       <w:r>
         <w:rPr>
           <w:rFonts w:ascii="Times New Roman" w:hAnsi="Times New Roman" w:eastAsia="宋体"/>
           <w:b w:val="0"/>
           <w:color w:val="333333"/>
-          <w:sz w:val="21"/>
+          <w:sz w:val="22"/>
         </w:rPr>
-        <w:t>本次修复共解决了两处 SQL 注入漏洞，根本原因都是：代码直接拼接用户输入到 SQL 语句中。</w:t>
+        <w:t>本次共修复两处 SQL 注入漏洞，产生原因完全一致：代码直接将用户输入拼接到 SQL 语句中，未做任何安全处理。</w:t>
       </w:r>
     </w:p>
     <w:p>
       <w:pPr>
-        <w:spacing w:after="80" w:line="360" w:lineRule="exact"/>
+        <w:spacing w:after="80" w:line="400" w:lineRule="exact"/>
+        <w:ind w:firstLine="420"/>
       </w:pPr>
       <w:r>
         <w:rPr>
           <w:rFonts w:ascii="Times New Roman" w:hAnsi="Times New Roman" w:eastAsia="宋体"/>
           <w:b w:val="0"/>
           <w:color w:val="333333"/>
-          <w:sz w:val="21"/>
+          <w:sz w:val="22"/>
         </w:rPr>
-        <w:t>修复方法很简单：把 f-string 拼接改成参数化查询。这个改动很小（每个接口改了 1-2 行核心代码），但可以彻底阻断所有 SQL 注入攻击。</w:t>
+        <w:t>修复方法也很简单：将所有 f-string 拼接改为参数化查询。每个接口只改动 1-2 行核心代码，改动成本极低，但可以从根本上杜绝 SQL 注入风险。</w:t>
       </w:r>
     </w:p>
     <w:p>
       <w:pPr>
-        <w:spacing w:after="80" w:line="360" w:lineRule="exact"/>
+        <w:spacing w:after="80" w:line="400" w:lineRule="exact"/>
+        <w:ind w:firstLine="420"/>
       </w:pPr>
       <w:r>
         <w:rPr>
           <w:rFonts w:ascii="Times New Roman" w:hAnsi="Times New Roman" w:eastAsia="宋体"/>
           <w:b w:val="0"/>
           <w:color w:val="333333"/>
-          <w:sz w:val="21"/>
+          <w:sz w:val="22"/>
         </w:rPr>
-        <w:t>建议：以后写 SQL 操作时牢记一条铁律——永远不要用字符串拼接 SQL，一律用参数化查询或 ORM。</w:t>
+        <w:t>建议今后开发中坚持一条原则：涉及数据库操作的代码，一律使用参数化查询或 ORM 框架，永远不要用字符串拼接构造 SQL 语句。</w:t>
       </w:r>
     </w:p>
+    <w:p/>
     <w:p>
       <w:pPr>
-        <w:spacing w:after="160" w:line="360" w:lineRule="exact"/>
-      </w:pPr>
-      <w:r>
-        <w:rPr>
-          <w:rFonts w:ascii="Times New Roman" w:hAnsi="Times New Roman" w:eastAsia="宋体"/>
-          <w:b w:val="0"/>
-          <w:color w:val="333333"/>
-          <w:sz w:val="21"/>
-        </w:rPr>
-      </w:r>
-    </w:p>
-    <w:p>
-      <w:pPr>
-        <w:spacing w:after="80" w:line="360" w:lineRule="exact"/>
+        <w:spacing w:after="80" w:line="400" w:lineRule="exact"/>
         <w:jc w:val="center"/>
       </w:pPr>
       <w:r>
         <w:rPr>
           <w:rFonts w:ascii="Times New Roman" w:hAnsi="Times New Roman" w:eastAsia="宋体"/>
           <w:b/>
-          <w:color w:val="999999"/>
-          <w:sz w:val="22"/>
+          <w:color w:val="AAAAAA"/>
+          <w:sz w:val="24"/>
         </w:rPr>
-        <w:t>-- 报告结束 --</w:t>
+        <w:t>— 报告结束 —</w:t>
       </w:r>
     </w:p>
     <w:sectPr>
       <w:pgSz w:w="12240" w:h="15840"/>
-      <w:pgMar w:top="1134" w:right="1417" w:bottom="1134" w:left="1417" w:header="720" w:footer="720" w:gutter="0"/>
+      <w:pgMar w:top="1440" w:right="1803" w:bottom="1440" w:left="1803" w:header="720" w:footer="720" w:gutter="0"/>
       <w:cols w:space="720"/>
       <w:docGrid w:linePitch="360"/>
     </w:sectPr>
@@ -2099,10 +2329,13 @@
     <w:name w:val="Normal"/>
     <w:qFormat/>
     <w:rsid w:val="00FC693F"/>
+    <w:pPr>
+      <w:spacing w:line="400" w:lineRule="exact" w:after="80"/>
+    </w:pPr>
     <w:rPr>
       <w:rFonts w:ascii="Times New Roman" w:hAnsi="Times New Roman" w:eastAsia="宋体"/>
       <w:color w:val="333333"/>
-      <w:sz w:val="21"/>
+      <w:sz w:val="22"/>
     </w:rPr>
   </w:style>
   <w:style w:type="paragraph" w:styleId="Header">
